--- a/labs/lab03.docx
+++ b/labs/lab03.docx
@@ -1,6 +1,6 @@
 
 <file path=word/document.xml><?xml version="1.0" encoding="utf-8"?>
-<w:document xmlns:wpc="http://schemas.microsoft.com/office/word/2010/wordprocessingCanvas" xmlns:cx="http://schemas.microsoft.com/office/drawing/2014/chartex" xmlns:cx1="http://schemas.microsoft.com/office/drawing/2015/9/8/chartex" xmlns:cx2="http://schemas.microsoft.com/office/drawing/2015/10/21/chartex" xmlns:cx3="http://schemas.microsoft.com/office/drawing/2016/5/9/chartex" xmlns:cx4="http://schemas.microsoft.com/office/drawing/2016/5/10/chartex" xmlns:cx5="http://schemas.microsoft.com/office/drawing/2016/5/11/chartex" xmlns:cx6="http://schemas.microsoft.com/office/drawing/2016/5/12/chartex" xmlns:cx7="http://schemas.microsoft.com/office/drawing/2016/5/13/chartex" xmlns:cx8="http://schemas.microsoft.com/office/drawing/2016/5/14/chartex" xmlns:mc="http://schemas.openxmlformats.org/markup-compatibility/2006" xmlns:aink="http://schemas.microsoft.com/office/drawing/2016/ink" xmlns:am3d="http://schemas.microsoft.com/office/drawing/2017/model3d" xmlns:o="urn:schemas-microsoft-com:office:office" xmlns:oel="http://schemas.microsoft.com/office/2019/extlst" xmlns:r="http://schemas.openxmlformats.org/officeDocument/2006/relationships" xmlns:m="http://schemas.openxmlformats.org/officeDocument/2006/math" xmlns:v="urn:schemas-microsoft-com:vml" xmlns:wp14="http://schemas.microsoft.com/office/word/2010/wordprocessingDrawing" xmlns:wp="http://schemas.openxmlformats.org/drawingml/2006/wordprocessingDrawing" xmlns:w10="urn:schemas-microsoft-com:office:word" xmlns:w="http://schemas.openxmlformats.org/wordprocessingml/2006/main" xmlns:w14="http://schemas.microsoft.com/office/word/2010/wordml" xmlns:w15="http://schemas.microsoft.com/office/word/2012/wordml" xmlns:w16cex="http://schemas.microsoft.com/office/word/2018/wordml/cex" xmlns:w16cid="http://schemas.microsoft.com/office/word/2016/wordml/cid" xmlns:w16="http://schemas.microsoft.com/office/word/2018/wordml" xmlns:w16sdtdh="http://schemas.microsoft.com/office/word/2020/wordml/sdtdatahash" xmlns:w16se="http://schemas.microsoft.com/office/word/2015/wordml/symex" xmlns:wpg="http://schemas.microsoft.com/office/word/2010/wordprocessingGroup" xmlns:wpi="http://schemas.microsoft.com/office/word/2010/wordprocessingInk" xmlns:wne="http://schemas.microsoft.com/office/word/2006/wordml" xmlns:wps="http://schemas.microsoft.com/office/word/2010/wordprocessingShape" mc:Ignorable="w14 w15 w16se w16cid w16 w16cex w16sdtdh wp14">
+<w:document xmlns:wpc="http://schemas.microsoft.com/office/word/2010/wordprocessingCanvas" xmlns:cx="http://schemas.microsoft.com/office/drawing/2014/chartex" xmlns:cx1="http://schemas.microsoft.com/office/drawing/2015/9/8/chartex" xmlns:cx2="http://schemas.microsoft.com/office/drawing/2015/10/21/chartex" xmlns:cx3="http://schemas.microsoft.com/office/drawing/2016/5/9/chartex" xmlns:cx4="http://schemas.microsoft.com/office/drawing/2016/5/10/chartex" xmlns:cx5="http://schemas.microsoft.com/office/drawing/2016/5/11/chartex" xmlns:cx6="http://schemas.microsoft.com/office/drawing/2016/5/12/chartex" xmlns:cx7="http://schemas.microsoft.com/office/drawing/2016/5/13/chartex" xmlns:cx8="http://schemas.microsoft.com/office/drawing/2016/5/14/chartex" xmlns:mc="http://schemas.openxmlformats.org/markup-compatibility/2006" xmlns:aink="http://schemas.microsoft.com/office/drawing/2016/ink" xmlns:am3d="http://schemas.microsoft.com/office/drawing/2017/model3d" xmlns:o="urn:schemas-microsoft-com:office:office" xmlns:oel="http://schemas.microsoft.com/office/2019/extlst" xmlns:r="http://schemas.openxmlformats.org/officeDocument/2006/relationships" xmlns:m="http://schemas.openxmlformats.org/officeDocument/2006/math" xmlns:v="urn:schemas-microsoft-com:vml" xmlns:wp14="http://schemas.microsoft.com/office/word/2010/wordprocessingDrawing" xmlns:wp="http://schemas.openxmlformats.org/drawingml/2006/wordprocessingDrawing" xmlns:w10="urn:schemas-microsoft-com:office:word" xmlns:w="http://schemas.openxmlformats.org/wordprocessingml/2006/main" xmlns:w14="http://schemas.microsoft.com/office/word/2010/wordml" xmlns:w15="http://schemas.microsoft.com/office/word/2012/wordml" xmlns:w16cex="http://schemas.microsoft.com/office/word/2018/wordml/cex" xmlns:w16cid="http://schemas.microsoft.com/office/word/2016/wordml/cid" xmlns:w16="http://schemas.microsoft.com/office/word/2018/wordml" xmlns:w16du="http://schemas.microsoft.com/office/word/2023/wordml/word16du" xmlns:w16sdtdh="http://schemas.microsoft.com/office/word/2020/wordml/sdtdatahash" xmlns:w16sdtfl="http://schemas.microsoft.com/office/word/2024/wordml/sdtformatlock" xmlns:w16se="http://schemas.microsoft.com/office/word/2015/wordml/symex" xmlns:wpg="http://schemas.microsoft.com/office/word/2010/wordprocessingGroup" xmlns:wpi="http://schemas.microsoft.com/office/word/2010/wordprocessingInk" xmlns:wne="http://schemas.microsoft.com/office/word/2006/wordml" xmlns:wps="http://schemas.microsoft.com/office/word/2010/wordprocessingShape" mc:Ignorable="w14 w15 w16se w16cid w16 w16cex w16sdtdh w16sdtfl w16du wp14">
   <w:body>
     <w:p>
       <w:pPr>
@@ -206,43 +206,127 @@
     <w:p>
       <w:pPr>
         <w:spacing w:after="3"/>
+        <w:ind w:left="0" w:right="4" w:firstLine="0"/>
+      </w:pPr>
+    </w:p>
+    <w:p>
+      <w:pPr>
+        <w:spacing w:after="3"/>
+        <w:ind w:left="0" w:right="4" w:firstLine="0"/>
+      </w:pPr>
+      <w:r>
+        <w:t xml:space="preserve">As described in class, we use </w:t>
+      </w:r>
+      <w:r>
+        <w:t>John Zelle</w:t>
+      </w:r>
+      <w:r>
+        <w:t xml:space="preserve">’s </w:t>
+      </w:r>
+      <w:r>
+        <w:rPr>
+          <w:rStyle w:val="code"/>
+        </w:rPr>
+        <w:t>graphics.py</w:t>
+      </w:r>
+      <w:r>
+        <w:t xml:space="preserve"> module for this lab.</w:t>
+      </w:r>
+      <w:r>
+        <w:t xml:space="preserve"> </w:t>
+      </w:r>
+      <w:r>
+        <w:t>Links to the documentation and code for this module are on the course homepage. Simple example programs using the graphics module were explained in class and are available on the course “detailed schedule and resources” page.</w:t>
+      </w:r>
+      <w:r>
+        <w:t xml:space="preserve"> Please also see the supplementary study guide for an explanation of how to set the correct coordinate system.</w:t>
+      </w:r>
+    </w:p>
+    <w:p>
+      <w:pPr>
+        <w:spacing w:after="3"/>
+        <w:ind w:left="0" w:right="4" w:firstLine="0"/>
+      </w:pPr>
+    </w:p>
+    <w:p>
+      <w:pPr>
+        <w:spacing w:after="3"/>
         <w:ind w:left="-5" w:right="4"/>
-      </w:pPr>
+        <w:rPr>
+          <w:b/>
+          <w:bCs/>
+        </w:rPr>
+      </w:pPr>
+      <w:r>
+        <w:rPr>
+          <w:b/>
+          <w:bCs/>
+        </w:rPr>
+        <w:t xml:space="preserve">We do not use the </w:t>
+      </w:r>
+      <w:r>
+        <w:rPr>
+          <w:rStyle w:val="code"/>
+          <w:b/>
+          <w:bCs/>
+        </w:rPr>
+        <w:t>turtle</w:t>
+      </w:r>
+      <w:r>
+        <w:rPr>
+          <w:b/>
+          <w:bCs/>
+        </w:rPr>
+        <w:t xml:space="preserve"> module in this lab.  </w:t>
+      </w:r>
+      <w:r>
+        <w:rPr>
+          <w:b/>
+          <w:bCs/>
+        </w:rPr>
+        <w:t>Plea</w:t>
+      </w:r>
+      <w:r>
+        <w:rPr>
+          <w:b/>
+          <w:bCs/>
+        </w:rPr>
+        <w:t>se</w:t>
+      </w:r>
+      <w:r>
+        <w:rPr>
+          <w:b/>
+          <w:bCs/>
+        </w:rPr>
+        <w:t xml:space="preserve"> use</w:t>
+      </w:r>
+      <w:r>
+        <w:rPr>
+          <w:b/>
+          <w:bCs/>
+        </w:rPr>
+        <w:t xml:space="preserve"> </w:t>
+      </w:r>
+      <w:r>
+        <w:rPr>
+          <w:rStyle w:val="code"/>
+          <w:b/>
+          <w:bCs/>
+        </w:rPr>
+        <w:t>graphics.py</w:t>
+      </w:r>
+      <w:r>
+        <w:rPr>
+          <w:b/>
+          <w:bCs/>
+        </w:rPr>
+        <w:t>.</w:t>
+      </w:r>
     </w:p>
     <w:p>
       <w:pPr>
         <w:spacing w:after="3"/>
         <w:ind w:left="-5" w:right="4"/>
-      </w:pPr>
-      <w:r>
-        <w:t xml:space="preserve">As described in class, we use </w:t>
-      </w:r>
-      <w:r>
-        <w:t>John Zelle</w:t>
-      </w:r>
-      <w:r>
-        <w:t xml:space="preserve">’s </w:t>
-      </w:r>
-      <w:r>
-        <w:rPr>
-          <w:rStyle w:val="code"/>
-        </w:rPr>
-        <w:t>graphics.py</w:t>
-      </w:r>
-      <w:r>
-        <w:t xml:space="preserve"> module for this lab. Links to the documentation and code for this module are on the course homepage. Simple example programs using the graphics module were explained in class and are available on the course “detailed schedule and resources” page.</w:t>
-      </w:r>
-      <w:r>
-        <w:t xml:space="preserve"> Please also see the supplementary study guide for an explanation of how to set the correct coordinate system.</w:t>
-      </w:r>
-    </w:p>
-    <w:p>
-      <w:pPr>
-        <w:ind w:left="0" w:firstLine="0"/>
-        <w:rPr>
-          <w:b/>
-          <w:bCs/>
-        </w:rPr>
       </w:pPr>
     </w:p>
     <w:p>
@@ -385,31 +469,42 @@
         <w:t xml:space="preserve"> that shows a standard checkerboard centered within a window</w:t>
       </w:r>
       <w:r>
-        <w:t xml:space="preserve">, similar to the one </w:t>
+        <w:t xml:space="preserve">, </w:t>
+      </w:r>
+      <w:proofErr w:type="gramStart"/>
+      <w:r>
+        <w:t>similar to</w:t>
+      </w:r>
+      <w:proofErr w:type="gramEnd"/>
+      <w:r>
+        <w:t xml:space="preserve"> the one </w:t>
       </w:r>
       <w:r>
         <w:t>shown here</w:t>
       </w:r>
       <w:r>
-        <w:t xml:space="preserve">. The checkerboard must use </w:t>
-      </w:r>
-      <w:r>
-        <w:t>two</w:t>
-      </w:r>
-      <w:r>
-        <w:t xml:space="preserve"> colors for its squares</w:t>
-      </w:r>
-      <w:r>
-        <w:t>.</w:t>
+        <w:t xml:space="preserve">. </w:t>
+      </w:r>
+      <w:r>
+        <w:t>T</w:t>
+      </w:r>
+      <w:r>
+        <w:t>he distance between the edge of the board and the edge of the window must be the same as the width of a square.</w:t>
       </w:r>
       <w:r>
         <w:t xml:space="preserve"> </w:t>
       </w:r>
       <w:r>
-        <w:t>T</w:t>
-      </w:r>
-      <w:r>
-        <w:t>he distance between the edge of the board and the edge of the window must be the same as the width of a square.</w:t>
+        <w:t>The checkerboard is not required to use multiple colors.</w:t>
+      </w:r>
+      <w:r>
+        <w:t xml:space="preserve"> For a small amount of extra credit, give </w:t>
+      </w:r>
+      <w:r>
+        <w:t xml:space="preserve">the </w:t>
+      </w:r>
+      <w:r>
+        <w:t>squares two different colors in the alternating pattern shown here.</w:t>
       </w:r>
     </w:p>
     <w:p>
@@ -475,7 +570,13 @@
       </w:r>
       <w:r>
         <w:tab/>
-        <w:t>d) First create a colored square, then a row of squares</w:t>
+        <w:t xml:space="preserve">d) First create a </w:t>
+      </w:r>
+      <w:r>
+        <w:t xml:space="preserve">single </w:t>
+      </w:r>
+      <w:r>
+        <w:t>square, then a row of squares</w:t>
       </w:r>
       <w:r>
         <w:t xml:space="preserve"> (use a simple loop)</w:t>
@@ -493,7 +594,7 @@
     <w:p>
       <w:pPr>
         <w:spacing w:after="3"/>
-        <w:ind w:left="-5" w:right="4"/>
+        <w:ind w:left="0" w:right="4" w:firstLine="0"/>
       </w:pPr>
     </w:p>
     <w:p>
@@ -632,7 +733,15 @@
         <w:t xml:space="preserve"> may be a useful starting point, but feel free to be creative. </w:t>
       </w:r>
       <w:r>
-        <w:t>To really impress, use the color_rgb( ) function to make the rectangular units change color in a cool way.</w:t>
+        <w:t xml:space="preserve">To really impress, use the </w:t>
+      </w:r>
+      <w:proofErr w:type="spellStart"/>
+      <w:r>
+        <w:t>color_rgb</w:t>
+      </w:r>
+      <w:proofErr w:type="spellEnd"/>
+      <w:r>
+        <w:t>( ) function to make the rectangular units change color in a cool way.</w:t>
       </w:r>
     </w:p>
     <w:p>
@@ -650,13 +759,7 @@
     <w:p>
       <w:pPr>
         <w:spacing w:after="3"/>
-        <w:ind w:left="-5" w:right="4"/>
-      </w:pPr>
-    </w:p>
-    <w:p>
-      <w:pPr>
-        <w:spacing w:after="3"/>
-        <w:ind w:left="-5" w:right="4"/>
+        <w:ind w:left="0" w:right="4" w:firstLine="0"/>
       </w:pPr>
     </w:p>
     <w:p>
@@ -681,7 +784,7 @@
 </file>
 
 <file path=word/styles.xml><?xml version="1.0" encoding="utf-8"?>
-<w:styles xmlns:mc="http://schemas.openxmlformats.org/markup-compatibility/2006" xmlns:r="http://schemas.openxmlformats.org/officeDocument/2006/relationships" xmlns:w="http://schemas.openxmlformats.org/wordprocessingml/2006/main" xmlns:w14="http://schemas.microsoft.com/office/word/2010/wordml" xmlns:w15="http://schemas.microsoft.com/office/word/2012/wordml" xmlns:w16cex="http://schemas.microsoft.com/office/word/2018/wordml/cex" xmlns:w16cid="http://schemas.microsoft.com/office/word/2016/wordml/cid" xmlns:w16="http://schemas.microsoft.com/office/word/2018/wordml" xmlns:w16sdtdh="http://schemas.microsoft.com/office/word/2020/wordml/sdtdatahash" xmlns:w16se="http://schemas.microsoft.com/office/word/2015/wordml/symex" mc:Ignorable="w14 w15 w16se w16cid w16 w16cex w16sdtdh">
+<w:styles xmlns:mc="http://schemas.openxmlformats.org/markup-compatibility/2006" xmlns:r="http://schemas.openxmlformats.org/officeDocument/2006/relationships" xmlns:w="http://schemas.openxmlformats.org/wordprocessingml/2006/main" xmlns:w14="http://schemas.microsoft.com/office/word/2010/wordml" xmlns:w15="http://schemas.microsoft.com/office/word/2012/wordml" xmlns:w16cex="http://schemas.microsoft.com/office/word/2018/wordml/cex" xmlns:w16cid="http://schemas.microsoft.com/office/word/2016/wordml/cid" xmlns:w16="http://schemas.microsoft.com/office/word/2018/wordml" xmlns:w16du="http://schemas.microsoft.com/office/word/2023/wordml/word16du" xmlns:w16sdtdh="http://schemas.microsoft.com/office/word/2020/wordml/sdtdatahash" xmlns:w16sdtfl="http://schemas.microsoft.com/office/word/2024/wordml/sdtformatlock" xmlns:w16se="http://schemas.microsoft.com/office/word/2015/wordml/symex" mc:Ignorable="w14 w15 w16se w16cid w16 w16cex w16sdtdh w16sdtfl w16du">
   <w:docDefaults>
     <w:rPrDefault>
       <w:rPr>

--- a/labs/lab03.docx
+++ b/labs/lab03.docx
@@ -201,6 +201,39 @@
       </w:pPr>
       <w:r>
         <w:t>There is no responses document for this lab. Submit your Python scripts to Moodle.</w:t>
+      </w:r>
+      <w:r>
+        <w:t xml:space="preserve"> </w:t>
+      </w:r>
+    </w:p>
+    <w:p>
+      <w:pPr>
+        <w:spacing w:after="3"/>
+        <w:ind w:left="-5" w:right="4"/>
+      </w:pPr>
+    </w:p>
+    <w:p>
+      <w:pPr>
+        <w:spacing w:after="3"/>
+        <w:ind w:left="-5" w:right="4"/>
+        <w:rPr>
+          <w:b/>
+          <w:bCs/>
+        </w:rPr>
+      </w:pPr>
+      <w:r>
+        <w:rPr>
+          <w:b/>
+          <w:bCs/>
+        </w:rPr>
+        <w:t xml:space="preserve">Don’t comment out earlier attempts or questions as in previous labs. Submit just </w:t>
+      </w:r>
+      <w:r>
+        <w:rPr>
+          <w:b/>
+          <w:bCs/>
+        </w:rPr>
+        <w:t>the final working version of the code in each script.</w:t>
       </w:r>
     </w:p>
     <w:p>
